--- a/docs/paper/Round10_Technical_Response.docx
+++ b/docs/paper/Round10_Technical_Response.docx
@@ -2813,6 +2813,1519 @@
       </w:r>
     </w:p>
     <w:p>
+      <w:r>
+        <w:br w:type="page"/>
+      </w:r>
+    </w:p>
+    <w:p>
+      <w:pPr>
+        <w:pStyle w:val="Heading1"/>
+      </w:pPr>
+      <w:r>
+        <w:t>Audit results (returned worksheets, commit 60c4704)</w:t>
+      </w:r>
+    </w:p>
+    <w:tbl>
+      <w:tblPr>
+        <w:tblW w:type="auto" w:w="0"/>
+        <w:jc w:val="center"/>
+        <w:tblLook w:firstColumn="1" w:firstRow="1" w:lastColumn="0" w:lastRow="0" w:noHBand="0" w:noVBand="1" w:val="04A0"/>
+      </w:tblPr>
+      <w:tblGrid>
+        <w:gridCol w:w="9648"/>
+      </w:tblGrid>
+      <w:tr>
+        <w:tc>
+          <w:tcPr>
+            <w:tcW w:type="dxa" w:w="9648"/>
+            <w:shd w:val="clear" w:color="auto" w:fill="EAF7F1"/>
+            <w:tcBorders>
+              <w:top w:val="single" w:sz="10" w:space="0" w:color="1BAF7A"/>
+              <w:left w:val="single" w:sz="10" w:space="0" w:color="1BAF7A"/>
+              <w:bottom w:val="single" w:sz="10" w:space="0" w:color="1BAF7A"/>
+              <w:right w:val="single" w:sz="10" w:space="0" w:color="1BAF7A"/>
+            </w:tcBorders>
+          </w:tcPr>
+          <w:p>
+            <w:r/>
+            <w:r>
+              <w:rPr>
+                <w:b/>
+              </w:rPr>
+              <w:t>In plain words</w:t>
+            </w:r>
+          </w:p>
+          <w:p>
+            <w:r>
+              <w:rPr/>
+              <w:t>The specialists checked all 456 labels on the 152 segments and required 98 changes in 85 segments; most changes are in prompt level (the largest group is verbal → independent). Scored against the corrected reference, the models' saved answers give lower whole-record and oracle figures. MARS's comparisons keep the same direction and significance on domain, modality and outcome; on prompt level both of its (non-significant) differences change sign.</w:t>
+            </w:r>
+          </w:p>
+        </w:tc>
+      </w:tr>
+    </w:tbl>
+    <w:p/>
+    <w:tbl>
+      <w:tblPr>
+        <w:tblW w:type="auto" w:w="0"/>
+        <w:jc w:val="center"/>
+        <w:tblLook w:firstColumn="1" w:firstRow="1" w:lastColumn="0" w:lastRow="0" w:noHBand="0" w:noVBand="1" w:val="04A0"/>
+      </w:tblPr>
+      <w:tblGrid>
+        <w:gridCol w:w="9648"/>
+      </w:tblGrid>
+      <w:tr>
+        <w:tc>
+          <w:tcPr>
+            <w:tcW w:type="dxa" w:w="9648"/>
+            <w:shd w:val="clear" w:color="auto" w:fill="FFF6E5"/>
+            <w:tcBorders>
+              <w:top w:val="single" w:sz="10" w:space="0" w:color="EDA100"/>
+              <w:left w:val="single" w:sz="10" w:space="0" w:color="EDA100"/>
+              <w:bottom w:val="single" w:sz="10" w:space="0" w:color="EDA100"/>
+              <w:right w:val="single" w:sz="10" w:space="0" w:color="EDA100"/>
+            </w:tcBorders>
+          </w:tcPr>
+          <w:p>
+            <w:r/>
+            <w:r>
+              <w:rPr>
+                <w:b/>
+              </w:rPr>
+              <w:t>Record-keeping note</w:t>
+            </w:r>
+          </w:p>
+          <w:p>
+            <w:r>
+              <w:rPr/>
+              <w:t>The two returned worksheets are byte-identical and were committed together (60c4704). The record therefore shows one joint audit, not two independent passes; no disagreement could arise, and none was resolved by consensus.</w:t>
+            </w:r>
+          </w:p>
+        </w:tc>
+      </w:tr>
+    </w:tbl>
+    <w:p/>
+    <w:p>
+      <w:pPr>
+        <w:keepNext/>
+        <w:spacing w:before="120"/>
+      </w:pPr>
+      <w:r>
+        <w:rPr>
+          <w:b/>
+          <w:sz w:val="19"/>
+        </w:rPr>
+        <w:t xml:space="preserve">Table 7. </w:t>
+      </w:r>
+      <w:r>
+        <w:rPr>
+          <w:sz w:val="19"/>
+        </w:rPr>
+        <w:t xml:space="preserve">Labels checked and changed. Source: </w:t>
+      </w:r>
+      <w:r>
+        <w:rPr>
+          <w:rFonts w:ascii="Consolas" w:hAnsi="Consolas"/>
+          <w:sz w:val="19"/>
+        </w:rPr>
+        <w:t>codebook_audit_r10/audit_result.json</w:t>
+      </w:r>
+      <w:r>
+        <w:rPr>
+          <w:sz w:val="19"/>
+        </w:rPr>
+        <w:t>.</w:t>
+      </w:r>
+    </w:p>
+    <w:tbl>
+      <w:tblPr>
+        <w:tblStyle w:val="TableGrid"/>
+        <w:tblW w:type="auto" w:w="0"/>
+        <w:jc w:val="center"/>
+        <w:tblLook w:firstColumn="1" w:firstRow="1" w:lastColumn="0" w:lastRow="0" w:noHBand="0" w:noVBand="1" w:val="04A0"/>
+      </w:tblPr>
+      <w:tblGrid>
+        <w:gridCol w:w="2412"/>
+        <w:gridCol w:w="2412"/>
+        <w:gridCol w:w="2412"/>
+        <w:gridCol w:w="2412"/>
+      </w:tblGrid>
+      <w:tr>
+        <w:trPr>
+          <w:tblHeader w:val="true"/>
+        </w:trPr>
+        <w:tc>
+          <w:tcPr>
+            <w:tcW w:type="dxa" w:w="1440"/>
+            <w:shd w:val="clear" w:color="auto" w:fill="E8EEF6"/>
+          </w:tcPr>
+          <w:p>
+            <w:r/>
+            <w:r>
+              <w:rPr>
+                <w:b/>
+                <w:sz w:val="18"/>
+              </w:rPr>
+              <w:t>Field</w:t>
+            </w:r>
+          </w:p>
+        </w:tc>
+        <w:tc>
+          <w:tcPr>
+            <w:tcW w:type="dxa" w:w="1008"/>
+            <w:shd w:val="clear" w:color="auto" w:fill="E8EEF6"/>
+          </w:tcPr>
+          <w:p>
+            <w:r/>
+            <w:r>
+              <w:rPr>
+                <w:b/>
+                <w:sz w:val="18"/>
+              </w:rPr>
+              <w:t>Checked</w:t>
+            </w:r>
+          </w:p>
+        </w:tc>
+        <w:tc>
+          <w:tcPr>
+            <w:tcW w:type="dxa" w:w="1008"/>
+            <w:shd w:val="clear" w:color="auto" w:fill="E8EEF6"/>
+          </w:tcPr>
+          <w:p>
+            <w:r/>
+            <w:r>
+              <w:rPr>
+                <w:b/>
+                <w:sz w:val="18"/>
+              </w:rPr>
+              <w:t>Changed</w:t>
+            </w:r>
+          </w:p>
+        </w:tc>
+        <w:tc>
+          <w:tcPr>
+            <w:tcW w:type="dxa" w:w="6192"/>
+            <w:shd w:val="clear" w:color="auto" w:fill="E8EEF6"/>
+          </w:tcPr>
+          <w:p>
+            <w:r/>
+            <w:r>
+              <w:rPr>
+                <w:b/>
+                <w:sz w:val="18"/>
+              </w:rPr>
+              <w:t>Changes (old → new: count)</w:t>
+            </w:r>
+          </w:p>
+        </w:tc>
+      </w:tr>
+      <w:tr>
+        <w:tc>
+          <w:tcPr>
+            <w:tcW w:type="dxa" w:w="1440"/>
+          </w:tcPr>
+          <w:p>
+            <w:r/>
+            <w:r>
+              <w:rPr>
+                <w:sz w:val="18"/>
+              </w:rPr>
+              <w:t>modality</w:t>
+            </w:r>
+          </w:p>
+        </w:tc>
+        <w:tc>
+          <w:tcPr>
+            <w:tcW w:type="dxa" w:w="1008"/>
+          </w:tcPr>
+          <w:p>
+            <w:r/>
+            <w:r>
+              <w:rPr>
+                <w:sz w:val="18"/>
+              </w:rPr>
+              <w:t>152</w:t>
+            </w:r>
+          </w:p>
+        </w:tc>
+        <w:tc>
+          <w:tcPr>
+            <w:tcW w:type="dxa" w:w="1008"/>
+          </w:tcPr>
+          <w:p>
+            <w:r/>
+            <w:r>
+              <w:rPr>
+                <w:sz w:val="18"/>
+              </w:rPr>
+              <w:t>14</w:t>
+            </w:r>
+          </w:p>
+        </w:tc>
+        <w:tc>
+          <w:tcPr>
+            <w:tcW w:type="dxa" w:w="6192"/>
+          </w:tcPr>
+          <w:p>
+            <w:r/>
+            <w:r>
+              <w:rPr>
+                <w:sz w:val="18"/>
+              </w:rPr>
+              <w:t>multimodal → verbal: 8; multimodal → gestural: 3; multimodal → none: 2; gestural → none: 1</w:t>
+            </w:r>
+          </w:p>
+        </w:tc>
+      </w:tr>
+      <w:tr>
+        <w:tc>
+          <w:tcPr>
+            <w:tcW w:type="dxa" w:w="1440"/>
+          </w:tcPr>
+          <w:p>
+            <w:r/>
+            <w:r>
+              <w:rPr>
+                <w:sz w:val="18"/>
+              </w:rPr>
+              <w:t>outcome</w:t>
+            </w:r>
+          </w:p>
+        </w:tc>
+        <w:tc>
+          <w:tcPr>
+            <w:tcW w:type="dxa" w:w="1008"/>
+          </w:tcPr>
+          <w:p>
+            <w:r/>
+            <w:r>
+              <w:rPr>
+                <w:sz w:val="18"/>
+              </w:rPr>
+              <w:t>152</w:t>
+            </w:r>
+          </w:p>
+        </w:tc>
+        <w:tc>
+          <w:tcPr>
+            <w:tcW w:type="dxa" w:w="1008"/>
+          </w:tcPr>
+          <w:p>
+            <w:r/>
+            <w:r>
+              <w:rPr>
+                <w:sz w:val="18"/>
+              </w:rPr>
+              <w:t>20</w:t>
+            </w:r>
+          </w:p>
+        </w:tc>
+        <w:tc>
+          <w:tcPr>
+            <w:tcW w:type="dxa" w:w="6192"/>
+          </w:tcPr>
+          <w:p>
+            <w:r/>
+            <w:r>
+              <w:rPr>
+                <w:sz w:val="18"/>
+              </w:rPr>
+              <w:t>none → unknown: 8; none → correct: 5; unknown → none: 2; none → incorrect: 1; correct → none: 1; approximation → none: 1; incorrect → none: 1; correct → unknown: 1</w:t>
+            </w:r>
+          </w:p>
+        </w:tc>
+      </w:tr>
+      <w:tr>
+        <w:tc>
+          <w:tcPr>
+            <w:tcW w:type="dxa" w:w="1440"/>
+          </w:tcPr>
+          <w:p>
+            <w:r/>
+            <w:r>
+              <w:rPr>
+                <w:sz w:val="18"/>
+              </w:rPr>
+              <w:t>prompt_level</w:t>
+            </w:r>
+          </w:p>
+        </w:tc>
+        <w:tc>
+          <w:tcPr>
+            <w:tcW w:type="dxa" w:w="1008"/>
+          </w:tcPr>
+          <w:p>
+            <w:r/>
+            <w:r>
+              <w:rPr>
+                <w:sz w:val="18"/>
+              </w:rPr>
+              <w:t>152</w:t>
+            </w:r>
+          </w:p>
+        </w:tc>
+        <w:tc>
+          <w:tcPr>
+            <w:tcW w:type="dxa" w:w="1008"/>
+          </w:tcPr>
+          <w:p>
+            <w:r/>
+            <w:r>
+              <w:rPr>
+                <w:sz w:val="18"/>
+              </w:rPr>
+              <w:t>64</w:t>
+            </w:r>
+          </w:p>
+        </w:tc>
+        <w:tc>
+          <w:tcPr>
+            <w:tcW w:type="dxa" w:w="6192"/>
+          </w:tcPr>
+          <w:p>
+            <w:r/>
+            <w:r>
+              <w:rPr>
+                <w:sz w:val="18"/>
+              </w:rPr>
+              <w:t>verbal → independent: 47; verbal → model: 7; model → independent: 4; model → verbal: 3; independent → verbal: 1; model → none: 1; verbal → none: 1</w:t>
+            </w:r>
+          </w:p>
+        </w:tc>
+      </w:tr>
+    </w:tbl>
+    <w:p>
+      <w:pPr>
+        <w:spacing w:after="0"/>
+      </w:pPr>
+    </w:p>
+    <w:p>
+      <w:r>
+        <w:rPr/>
+        <w:t xml:space="preserve">Of the 98 changed labels, 97 had been agreed by both annotators in Round 1 and 1 had been adjudicated. Every change (segment, field, old, new) is listed in </w:t>
+      </w:r>
+      <w:r>
+        <w:rPr>
+          <w:rFonts w:ascii="Consolas" w:hAnsi="Consolas"/>
+          <w:sz w:val="18"/>
+        </w:rPr>
+        <w:t>audit_result.json</w:t>
+      </w:r>
+      <w:r>
+        <w:rPr/>
+        <w:t xml:space="preserve">. The post-audit reference is </w:t>
+      </w:r>
+      <w:r>
+        <w:rPr>
+          <w:rFonts w:ascii="Consolas" w:hAnsi="Consolas"/>
+          <w:sz w:val="18"/>
+        </w:rPr>
+        <w:t>codebook_audit_r10/gold_labels_postaudit_r10.json</w:t>
+      </w:r>
+      <w:r>
+        <w:rPr/>
+        <w:t xml:space="preserve">; </w:t>
+      </w:r>
+      <w:r>
+        <w:rPr>
+          <w:rFonts w:ascii="Consolas" w:hAnsi="Consolas"/>
+          <w:sz w:val="18"/>
+        </w:rPr>
+        <w:t>results/gold_labels.json</w:t>
+      </w:r>
+      <w:r>
+        <w:rPr/>
+        <w:t xml:space="preserve"> is unchanged.</w:t>
+      </w:r>
+    </w:p>
+    <w:p>
+      <w:pPr>
+        <w:keepNext/>
+        <w:spacing w:before="120"/>
+      </w:pPr>
+      <w:r>
+        <w:rPr>
+          <w:b/>
+          <w:sz w:val="19"/>
+        </w:rPr>
+        <w:t xml:space="preserve">Table 8. </w:t>
+      </w:r>
+      <w:r>
+        <w:rPr>
+          <w:sz w:val="19"/>
+        </w:rPr>
+        <w:t xml:space="preserve">Main batch (330), preserved outputs re-scored against the pre- and post-audit reference, % (pre → post). Source: </w:t>
+      </w:r>
+      <w:r>
+        <w:rPr>
+          <w:rFonts w:ascii="Consolas" w:hAnsi="Consolas"/>
+          <w:sz w:val="19"/>
+        </w:rPr>
+        <w:t>codebook_audit_r10/recompute_pre_vs_post.json</w:t>
+      </w:r>
+      <w:r>
+        <w:rPr>
+          <w:sz w:val="19"/>
+        </w:rPr>
+        <w:t>.</w:t>
+      </w:r>
+    </w:p>
+    <w:tbl>
+      <w:tblPr>
+        <w:tblStyle w:val="TableGrid"/>
+        <w:tblW w:type="auto" w:w="0"/>
+        <w:jc w:val="center"/>
+        <w:tblLook w:firstColumn="1" w:firstRow="1" w:lastColumn="0" w:lastRow="0" w:noHBand="0" w:noVBand="1" w:val="04A0"/>
+      </w:tblPr>
+      <w:tblGrid>
+        <w:gridCol w:w="2412"/>
+        <w:gridCol w:w="2412"/>
+        <w:gridCol w:w="2412"/>
+        <w:gridCol w:w="2412"/>
+      </w:tblGrid>
+      <w:tr>
+        <w:trPr>
+          <w:tblHeader w:val="true"/>
+        </w:trPr>
+        <w:tc>
+          <w:tcPr>
+            <w:tcW w:type="dxa" w:w="2016"/>
+            <w:shd w:val="clear" w:color="auto" w:fill="E8EEF6"/>
+          </w:tcPr>
+          <w:p>
+            <w:r/>
+            <w:r>
+              <w:rPr>
+                <w:b/>
+                <w:sz w:val="18"/>
+              </w:rPr>
+              <w:t>Generator</w:t>
+            </w:r>
+          </w:p>
+        </w:tc>
+        <w:tc>
+          <w:tcPr>
+            <w:tcW w:type="dxa" w:w="2592"/>
+            <w:shd w:val="clear" w:color="auto" w:fill="E8EEF6"/>
+          </w:tcPr>
+          <w:p>
+            <w:r/>
+            <w:r>
+              <w:rPr>
+                <w:b/>
+                <w:sz w:val="18"/>
+              </w:rPr>
+              <w:t>Merged agreement</w:t>
+            </w:r>
+          </w:p>
+        </w:tc>
+        <w:tc>
+          <w:tcPr>
+            <w:tcW w:type="dxa" w:w="2592"/>
+            <w:shd w:val="clear" w:color="auto" w:fill="E8EEF6"/>
+          </w:tcPr>
+          <w:p>
+            <w:r/>
+            <w:r>
+              <w:rPr>
+                <w:b/>
+                <w:sz w:val="18"/>
+              </w:rPr>
+              <w:t>Unsupported assertion</w:t>
+            </w:r>
+          </w:p>
+        </w:tc>
+        <w:tc>
+          <w:tcPr>
+            <w:tcW w:type="dxa" w:w="2448"/>
+            <w:shd w:val="clear" w:color="auto" w:fill="E8EEF6"/>
+          </w:tcPr>
+          <w:p>
+            <w:r/>
+            <w:r>
+              <w:rPr>
+                <w:b/>
+                <w:sz w:val="18"/>
+              </w:rPr>
+              <w:t>Whole record</w:t>
+            </w:r>
+          </w:p>
+        </w:tc>
+      </w:tr>
+      <w:tr>
+        <w:tc>
+          <w:tcPr>
+            <w:tcW w:type="dxa" w:w="2016"/>
+          </w:tcPr>
+          <w:p>
+            <w:r/>
+            <w:r>
+              <w:rPr>
+                <w:sz w:val="18"/>
+              </w:rPr>
+              <w:t>llama3.2:latest</w:t>
+            </w:r>
+          </w:p>
+        </w:tc>
+        <w:tc>
+          <w:tcPr>
+            <w:tcW w:type="dxa" w:w="2592"/>
+          </w:tcPr>
+          <w:p>
+            <w:r/>
+            <w:r>
+              <w:rPr>
+                <w:sz w:val="18"/>
+              </w:rPr>
+              <w:t>30.8 → 32.0</w:t>
+            </w:r>
+          </w:p>
+        </w:tc>
+        <w:tc>
+          <w:tcPr>
+            <w:tcW w:type="dxa" w:w="2592"/>
+          </w:tcPr>
+          <w:p>
+            <w:r/>
+            <w:r>
+              <w:rPr>
+                <w:sz w:val="18"/>
+              </w:rPr>
+              <w:t>83.2 → 83.4</w:t>
+            </w:r>
+          </w:p>
+        </w:tc>
+        <w:tc>
+          <w:tcPr>
+            <w:tcW w:type="dxa" w:w="2448"/>
+          </w:tcPr>
+          <w:p>
+            <w:r/>
+            <w:r>
+              <w:rPr>
+                <w:sz w:val="18"/>
+              </w:rPr>
+              <w:t>1.5 → 0.6</w:t>
+            </w:r>
+          </w:p>
+        </w:tc>
+      </w:tr>
+      <w:tr>
+        <w:tc>
+          <w:tcPr>
+            <w:tcW w:type="dxa" w:w="2016"/>
+          </w:tcPr>
+          <w:p>
+            <w:r/>
+            <w:r>
+              <w:rPr>
+                <w:sz w:val="18"/>
+              </w:rPr>
+              <w:t>qwen2.5:3b</w:t>
+            </w:r>
+          </w:p>
+        </w:tc>
+        <w:tc>
+          <w:tcPr>
+            <w:tcW w:type="dxa" w:w="2592"/>
+          </w:tcPr>
+          <w:p>
+            <w:r/>
+            <w:r>
+              <w:rPr>
+                <w:sz w:val="18"/>
+              </w:rPr>
+              <w:t>20.4 → 20.8</w:t>
+            </w:r>
+          </w:p>
+        </w:tc>
+        <w:tc>
+          <w:tcPr>
+            <w:tcW w:type="dxa" w:w="2592"/>
+          </w:tcPr>
+          <w:p>
+            <w:r/>
+            <w:r>
+              <w:rPr>
+                <w:sz w:val="18"/>
+              </w:rPr>
+              <w:t>31.0 → 30.0</w:t>
+            </w:r>
+          </w:p>
+        </w:tc>
+        <w:tc>
+          <w:tcPr>
+            <w:tcW w:type="dxa" w:w="2448"/>
+          </w:tcPr>
+          <w:p>
+            <w:r/>
+            <w:r>
+              <w:rPr>
+                <w:sz w:val="18"/>
+              </w:rPr>
+              <w:t>0.3 → 0.9</w:t>
+            </w:r>
+          </w:p>
+        </w:tc>
+      </w:tr>
+      <w:tr>
+        <w:tc>
+          <w:tcPr>
+            <w:tcW w:type="dxa" w:w="2016"/>
+          </w:tcPr>
+          <w:p>
+            <w:r/>
+            <w:r>
+              <w:rPr>
+                <w:sz w:val="18"/>
+              </w:rPr>
+              <w:t>qwen2.5:7b</w:t>
+            </w:r>
+          </w:p>
+        </w:tc>
+        <w:tc>
+          <w:tcPr>
+            <w:tcW w:type="dxa" w:w="2592"/>
+          </w:tcPr>
+          <w:p>
+            <w:r/>
+            <w:r>
+              <w:rPr>
+                <w:sz w:val="18"/>
+              </w:rPr>
+              <w:t>43.1 → 41.3</w:t>
+            </w:r>
+          </w:p>
+        </w:tc>
+        <w:tc>
+          <w:tcPr>
+            <w:tcW w:type="dxa" w:w="2592"/>
+          </w:tcPr>
+          <w:p>
+            <w:r/>
+            <w:r>
+              <w:rPr>
+                <w:sz w:val="18"/>
+              </w:rPr>
+              <w:t>56.9 → 54.9</w:t>
+            </w:r>
+          </w:p>
+        </w:tc>
+        <w:tc>
+          <w:tcPr>
+            <w:tcW w:type="dxa" w:w="2448"/>
+          </w:tcPr>
+          <w:p>
+            <w:r/>
+            <w:r>
+              <w:rPr>
+                <w:sz w:val="18"/>
+              </w:rPr>
+              <w:t>4.5 → 2.1</w:t>
+            </w:r>
+          </w:p>
+        </w:tc>
+      </w:tr>
+      <w:tr>
+        <w:tc>
+          <w:tcPr>
+            <w:tcW w:type="dxa" w:w="2016"/>
+          </w:tcPr>
+          <w:p>
+            <w:r/>
+            <w:r>
+              <w:rPr>
+                <w:sz w:val="18"/>
+              </w:rPr>
+              <w:t>qwen3:14b</w:t>
+            </w:r>
+          </w:p>
+        </w:tc>
+        <w:tc>
+          <w:tcPr>
+            <w:tcW w:type="dxa" w:w="2592"/>
+          </w:tcPr>
+          <w:p>
+            <w:r/>
+            <w:r>
+              <w:rPr>
+                <w:sz w:val="18"/>
+              </w:rPr>
+              <w:t>42.0 → 40.3</w:t>
+            </w:r>
+          </w:p>
+        </w:tc>
+        <w:tc>
+          <w:tcPr>
+            <w:tcW w:type="dxa" w:w="2592"/>
+          </w:tcPr>
+          <w:p>
+            <w:r/>
+            <w:r>
+              <w:rPr>
+                <w:sz w:val="18"/>
+              </w:rPr>
+              <w:t>97.0 → 96.9</w:t>
+            </w:r>
+          </w:p>
+        </w:tc>
+        <w:tc>
+          <w:tcPr>
+            <w:tcW w:type="dxa" w:w="2448"/>
+          </w:tcPr>
+          <w:p>
+            <w:r/>
+            <w:r>
+              <w:rPr>
+                <w:sz w:val="18"/>
+              </w:rPr>
+              <w:t>3.0 → 0.9</w:t>
+            </w:r>
+          </w:p>
+        </w:tc>
+      </w:tr>
+    </w:tbl>
+    <w:p>
+      <w:pPr>
+        <w:spacing w:after="0"/>
+      </w:pPr>
+    </w:p>
+    <w:p>
+      <w:pPr>
+        <w:keepNext/>
+        <w:spacing w:before="120"/>
+      </w:pPr>
+      <w:r>
+        <w:rPr>
+          <w:b/>
+          <w:sz w:val="19"/>
+        </w:rPr>
+        <w:t xml:space="preserve">Table 9. </w:t>
+      </w:r>
+      <w:r>
+        <w:rPr>
+          <w:sz w:val="19"/>
+        </w:rPr>
+        <w:t>Oracle ceiling and MARS, % (pre → post).</w:t>
+      </w:r>
+    </w:p>
+    <w:tbl>
+      <w:tblPr>
+        <w:tblStyle w:val="TableGrid"/>
+        <w:tblW w:type="auto" w:w="0"/>
+        <w:jc w:val="center"/>
+        <w:tblLook w:firstColumn="1" w:firstRow="1" w:lastColumn="0" w:lastRow="0" w:noHBand="0" w:noVBand="1" w:val="04A0"/>
+      </w:tblPr>
+      <w:tblGrid>
+        <w:gridCol w:w="4824"/>
+        <w:gridCol w:w="4824"/>
+      </w:tblGrid>
+      <w:tr>
+        <w:trPr>
+          <w:tblHeader w:val="true"/>
+        </w:trPr>
+        <w:tc>
+          <w:tcPr>
+            <w:tcW w:type="dxa" w:w="6048"/>
+            <w:shd w:val="clear" w:color="auto" w:fill="E8EEF6"/>
+          </w:tcPr>
+          <w:p>
+            <w:r/>
+            <w:r>
+              <w:rPr>
+                <w:b/>
+                <w:sz w:val="18"/>
+              </w:rPr>
+              <w:t>Quantity</w:t>
+            </w:r>
+          </w:p>
+        </w:tc>
+        <w:tc>
+          <w:tcPr>
+            <w:tcW w:type="dxa" w:w="3600"/>
+            <w:shd w:val="clear" w:color="auto" w:fill="E8EEF6"/>
+          </w:tcPr>
+          <w:p>
+            <w:r/>
+            <w:r>
+              <w:rPr>
+                <w:b/>
+                <w:sz w:val="18"/>
+              </w:rPr>
+              <w:t>Pre → post</w:t>
+            </w:r>
+          </w:p>
+        </w:tc>
+      </w:tr>
+      <w:tr>
+        <w:tc>
+          <w:tcPr>
+            <w:tcW w:type="dxa" w:w="6048"/>
+          </w:tcPr>
+          <w:p>
+            <w:r/>
+            <w:r>
+              <w:rPr>
+                <w:sz w:val="18"/>
+              </w:rPr>
+              <w:t>Oracle ceiling, 3 generators (all outputs, 330)</w:t>
+            </w:r>
+          </w:p>
+        </w:tc>
+        <w:tc>
+          <w:tcPr>
+            <w:tcW w:type="dxa" w:w="3600"/>
+          </w:tcPr>
+          <w:p>
+            <w:r/>
+            <w:r>
+              <w:rPr>
+                <w:sz w:val="18"/>
+              </w:rPr>
+              <w:t>6.1 → 3.6</w:t>
+            </w:r>
+          </w:p>
+        </w:tc>
+      </w:tr>
+      <w:tr>
+        <w:tc>
+          <w:tcPr>
+            <w:tcW w:type="dxa" w:w="6048"/>
+          </w:tcPr>
+          <w:p>
+            <w:r/>
+            <w:r>
+              <w:rPr>
+                <w:sz w:val="18"/>
+              </w:rPr>
+              <w:t>Oracle ceiling, 4 generators</w:t>
+            </w:r>
+          </w:p>
+        </w:tc>
+        <w:tc>
+          <w:tcPr>
+            <w:tcW w:type="dxa" w:w="3600"/>
+          </w:tcPr>
+          <w:p>
+            <w:r/>
+            <w:r>
+              <w:rPr>
+                <w:sz w:val="18"/>
+              </w:rPr>
+              <w:t>8.8 → 4.5</w:t>
+            </w:r>
+          </w:p>
+        </w:tc>
+      </w:tr>
+      <w:tr>
+        <w:tc>
+          <w:tcPr>
+            <w:tcW w:type="dxa" w:w="6048"/>
+          </w:tcPr>
+          <w:p>
+            <w:r/>
+            <w:r>
+              <w:rPr>
+                <w:sz w:val="18"/>
+              </w:rPr>
+              <w:t>MARS coverage (unchanged: selection does not use the reference)</w:t>
+            </w:r>
+          </w:p>
+        </w:tc>
+        <w:tc>
+          <w:tcPr>
+            <w:tcW w:type="dxa" w:w="3600"/>
+          </w:tcPr>
+          <w:p>
+            <w:r/>
+            <w:r>
+              <w:rPr>
+                <w:sz w:val="18"/>
+              </w:rPr>
+              <w:t>80.3 → 80.3</w:t>
+            </w:r>
+          </w:p>
+        </w:tc>
+      </w:tr>
+      <w:tr>
+        <w:tc>
+          <w:tcPr>
+            <w:tcW w:type="dxa" w:w="6048"/>
+          </w:tcPr>
+          <w:p>
+            <w:r/>
+            <w:r>
+              <w:rPr>
+                <w:sz w:val="18"/>
+              </w:rPr>
+              <w:t>MARS whole-record accuracy over returned</w:t>
+            </w:r>
+          </w:p>
+        </w:tc>
+        <w:tc>
+          <w:tcPr>
+            <w:tcW w:type="dxa" w:w="3600"/>
+          </w:tcPr>
+          <w:p>
+            <w:r/>
+            <w:r>
+              <w:rPr>
+                <w:sz w:val="18"/>
+              </w:rPr>
+              <w:t>3.4 → 1.9</w:t>
+            </w:r>
+          </w:p>
+        </w:tc>
+      </w:tr>
+      <w:tr>
+        <w:tc>
+          <w:tcPr>
+            <w:tcW w:type="dxa" w:w="6048"/>
+          </w:tcPr>
+          <w:p>
+            <w:r/>
+            <w:r>
+              <w:rPr>
+                <w:sz w:val="18"/>
+              </w:rPr>
+              <w:t>MARS whole-record accuracy over all 330</w:t>
+            </w:r>
+          </w:p>
+        </w:tc>
+        <w:tc>
+          <w:tcPr>
+            <w:tcW w:type="dxa" w:w="3600"/>
+          </w:tcPr>
+          <w:p>
+            <w:r/>
+            <w:r>
+              <w:rPr>
+                <w:sz w:val="18"/>
+              </w:rPr>
+              <w:t>2.7 → 1.5</w:t>
+            </w:r>
+          </w:p>
+        </w:tc>
+      </w:tr>
+    </w:tbl>
+    <w:p>
+      <w:pPr>
+        <w:spacing w:after="0"/>
+      </w:pPr>
+    </w:p>
+    <w:p>
+      <w:pPr>
+        <w:keepNext/>
+        <w:spacing w:before="120"/>
+      </w:pPr>
+      <w:r>
+        <w:rPr>
+          <w:b/>
+          <w:sz w:val="19"/>
+        </w:rPr>
+        <w:t xml:space="preserve">Table 10. </w:t>
+      </w:r>
+      <w:r>
+        <w:rPr>
+          <w:sz w:val="19"/>
+        </w:rPr>
+        <w:t>MARS per field on the 142 reranked segments: MARS minus random reviewable candidate and minus strongest reviewable generator, percentage points [95% child-cluster CI]; pre-audit reproduces round4_analysis.json exactly (asserted). * interval excludes zero.</w:t>
+      </w:r>
+    </w:p>
+    <w:tbl>
+      <w:tblPr>
+        <w:tblStyle w:val="TableGrid"/>
+        <w:tblW w:type="auto" w:w="0"/>
+        <w:jc w:val="center"/>
+        <w:tblLook w:firstColumn="1" w:firstRow="1" w:lastColumn="0" w:lastRow="0" w:noHBand="0" w:noVBand="1" w:val="04A0"/>
+      </w:tblPr>
+      <w:tblGrid>
+        <w:gridCol w:w="1608"/>
+        <w:gridCol w:w="1608"/>
+        <w:gridCol w:w="1608"/>
+        <w:gridCol w:w="1608"/>
+        <w:gridCol w:w="1608"/>
+        <w:gridCol w:w="1608"/>
+      </w:tblGrid>
+      <w:tr>
+        <w:trPr>
+          <w:tblHeader w:val="true"/>
+        </w:trPr>
+        <w:tc>
+          <w:tcPr>
+            <w:tcW w:type="dxa" w:w="1296"/>
+            <w:shd w:val="clear" w:color="auto" w:fill="E8EEF6"/>
+          </w:tcPr>
+          <w:p>
+            <w:r/>
+            <w:r>
+              <w:rPr>
+                <w:b/>
+                <w:sz w:val="18"/>
+              </w:rPr>
+              <w:t>Field</w:t>
+            </w:r>
+          </w:p>
+        </w:tc>
+        <w:tc>
+          <w:tcPr>
+            <w:tcW w:type="dxa" w:w="1584"/>
+            <w:shd w:val="clear" w:color="auto" w:fill="E8EEF6"/>
+          </w:tcPr>
+          <w:p>
+            <w:r/>
+            <w:r>
+              <w:rPr>
+                <w:b/>
+                <w:sz w:val="18"/>
+              </w:rPr>
+              <w:t>MARS % pre → post</w:t>
+            </w:r>
+          </w:p>
+        </w:tc>
+        <w:tc>
+          <w:tcPr>
+            <w:tcW w:type="dxa" w:w="1728"/>
+            <w:shd w:val="clear" w:color="auto" w:fill="E8EEF6"/>
+          </w:tcPr>
+          <w:p>
+            <w:r/>
+            <w:r>
+              <w:rPr>
+                <w:b/>
+                <w:sz w:val="18"/>
+              </w:rPr>
+              <w:t>vs random: pre</w:t>
+            </w:r>
+          </w:p>
+        </w:tc>
+        <w:tc>
+          <w:tcPr>
+            <w:tcW w:type="dxa" w:w="1728"/>
+            <w:shd w:val="clear" w:color="auto" w:fill="E8EEF6"/>
+          </w:tcPr>
+          <w:p>
+            <w:r/>
+            <w:r>
+              <w:rPr>
+                <w:b/>
+                <w:sz w:val="18"/>
+              </w:rPr>
+              <w:t>vs random: post</w:t>
+            </w:r>
+          </w:p>
+        </w:tc>
+        <w:tc>
+          <w:tcPr>
+            <w:tcW w:type="dxa" w:w="1728"/>
+            <w:shd w:val="clear" w:color="auto" w:fill="E8EEF6"/>
+          </w:tcPr>
+          <w:p>
+            <w:r/>
+            <w:r>
+              <w:rPr>
+                <w:b/>
+                <w:sz w:val="18"/>
+              </w:rPr>
+              <w:t>vs strongest: pre</w:t>
+            </w:r>
+          </w:p>
+        </w:tc>
+        <w:tc>
+          <w:tcPr>
+            <w:tcW w:type="dxa" w:w="1728"/>
+            <w:shd w:val="clear" w:color="auto" w:fill="E8EEF6"/>
+          </w:tcPr>
+          <w:p>
+            <w:r/>
+            <w:r>
+              <w:rPr>
+                <w:b/>
+                <w:sz w:val="18"/>
+              </w:rPr>
+              <w:t>vs strongest: post</w:t>
+            </w:r>
+          </w:p>
+        </w:tc>
+      </w:tr>
+      <w:tr>
+        <w:tc>
+          <w:tcPr>
+            <w:tcW w:type="dxa" w:w="1296"/>
+          </w:tcPr>
+          <w:p>
+            <w:r/>
+            <w:r>
+              <w:rPr>
+                <w:sz w:val="18"/>
+              </w:rPr>
+              <w:t>domain</w:t>
+            </w:r>
+          </w:p>
+        </w:tc>
+        <w:tc>
+          <w:tcPr>
+            <w:tcW w:type="dxa" w:w="1584"/>
+          </w:tcPr>
+          <w:p>
+            <w:r/>
+            <w:r>
+              <w:rPr>
+                <w:sz w:val="18"/>
+              </w:rPr>
+              <w:t>33.1 → 33.1</w:t>
+            </w:r>
+          </w:p>
+        </w:tc>
+        <w:tc>
+          <w:tcPr>
+            <w:tcW w:type="dxa" w:w="1728"/>
+          </w:tcPr>
+          <w:p>
+            <w:r/>
+            <w:r>
+              <w:rPr>
+                <w:sz w:val="18"/>
+              </w:rPr>
+              <w:t>+4.9 [+0.2, +9.7] *</w:t>
+            </w:r>
+          </w:p>
+        </w:tc>
+        <w:tc>
+          <w:tcPr>
+            <w:tcW w:type="dxa" w:w="1728"/>
+          </w:tcPr>
+          <w:p>
+            <w:r/>
+            <w:r>
+              <w:rPr>
+                <w:sz w:val="18"/>
+              </w:rPr>
+              <w:t>+4.9 [+0.2, +9.7] *</w:t>
+            </w:r>
+          </w:p>
+        </w:tc>
+        <w:tc>
+          <w:tcPr>
+            <w:tcW w:type="dxa" w:w="1728"/>
+          </w:tcPr>
+          <w:p>
+            <w:r/>
+            <w:r>
+              <w:rPr>
+                <w:sz w:val="18"/>
+              </w:rPr>
+              <w:t>-12.7 [-17.9, -6.9] *</w:t>
+            </w:r>
+          </w:p>
+        </w:tc>
+        <w:tc>
+          <w:tcPr>
+            <w:tcW w:type="dxa" w:w="1728"/>
+          </w:tcPr>
+          <w:p>
+            <w:r/>
+            <w:r>
+              <w:rPr>
+                <w:sz w:val="18"/>
+              </w:rPr>
+              <w:t>-12.7 [-17.9, -6.9] *</w:t>
+            </w:r>
+          </w:p>
+        </w:tc>
+      </w:tr>
+      <w:tr>
+        <w:tc>
+          <w:tcPr>
+            <w:tcW w:type="dxa" w:w="1296"/>
+          </w:tcPr>
+          <w:p>
+            <w:r/>
+            <w:r>
+              <w:rPr>
+                <w:sz w:val="18"/>
+              </w:rPr>
+              <w:t>modality</w:t>
+            </w:r>
+          </w:p>
+        </w:tc>
+        <w:tc>
+          <w:tcPr>
+            <w:tcW w:type="dxa" w:w="1584"/>
+          </w:tcPr>
+          <w:p>
+            <w:r/>
+            <w:r>
+              <w:rPr>
+                <w:sz w:val="18"/>
+              </w:rPr>
+              <w:t>74.7 → 77.5</w:t>
+            </w:r>
+          </w:p>
+        </w:tc>
+        <w:tc>
+          <w:tcPr>
+            <w:tcW w:type="dxa" w:w="1728"/>
+          </w:tcPr>
+          <w:p>
+            <w:r/>
+            <w:r>
+              <w:rPr>
+                <w:sz w:val="18"/>
+              </w:rPr>
+              <w:t>+8.8 [+2.4, +15.3] *</w:t>
+            </w:r>
+          </w:p>
+        </w:tc>
+        <w:tc>
+          <w:tcPr>
+            <w:tcW w:type="dxa" w:w="1728"/>
+          </w:tcPr>
+          <w:p>
+            <w:r/>
+            <w:r>
+              <w:rPr>
+                <w:sz w:val="18"/>
+              </w:rPr>
+              <w:t>+10.0 [+5.0, +15.9] *</w:t>
+            </w:r>
+          </w:p>
+        </w:tc>
+        <w:tc>
+          <w:tcPr>
+            <w:tcW w:type="dxa" w:w="1728"/>
+          </w:tcPr>
+          <w:p>
+            <w:r/>
+            <w:r>
+              <w:rPr>
+                <w:sz w:val="18"/>
+              </w:rPr>
+              <w:t>-2.1 [-7.0, +3.7]</w:t>
+            </w:r>
+          </w:p>
+        </w:tc>
+        <w:tc>
+          <w:tcPr>
+            <w:tcW w:type="dxa" w:w="1728"/>
+          </w:tcPr>
+          <w:p>
+            <w:r/>
+            <w:r>
+              <w:rPr>
+                <w:sz w:val="18"/>
+              </w:rPr>
+              <w:t>-2.8 [-8.8, +3.5]</w:t>
+            </w:r>
+          </w:p>
+        </w:tc>
+      </w:tr>
+      <w:tr>
+        <w:tc>
+          <w:tcPr>
+            <w:tcW w:type="dxa" w:w="1296"/>
+          </w:tcPr>
+          <w:p>
+            <w:r/>
+            <w:r>
+              <w:rPr>
+                <w:sz w:val="18"/>
+              </w:rPr>
+              <w:t>prompt_level</w:t>
+            </w:r>
+          </w:p>
+        </w:tc>
+        <w:tc>
+          <w:tcPr>
+            <w:tcW w:type="dxa" w:w="1584"/>
+          </w:tcPr>
+          <w:p>
+            <w:r/>
+            <w:r>
+              <w:rPr>
+                <w:sz w:val="18"/>
+              </w:rPr>
+              <w:t>33.8 → 23.9</w:t>
+            </w:r>
+          </w:p>
+        </w:tc>
+        <w:tc>
+          <w:tcPr>
+            <w:tcW w:type="dxa" w:w="1728"/>
+          </w:tcPr>
+          <w:p>
+            <w:r/>
+            <w:r>
+              <w:rPr>
+                <w:sz w:val="18"/>
+              </w:rPr>
+              <w:t>+3.9 [-0.2, +7.8]</w:t>
+            </w:r>
+          </w:p>
+        </w:tc>
+        <w:tc>
+          <w:tcPr>
+            <w:tcW w:type="dxa" w:w="1728"/>
+          </w:tcPr>
+          <w:p>
+            <w:r/>
+            <w:r>
+              <w:rPr>
+                <w:sz w:val="18"/>
+              </w:rPr>
+              <w:t>-0.7 [-4.8, +3.6]</w:t>
+            </w:r>
+          </w:p>
+        </w:tc>
+        <w:tc>
+          <w:tcPr>
+            <w:tcW w:type="dxa" w:w="1728"/>
+          </w:tcPr>
+          <w:p>
+            <w:r/>
+            <w:r>
+              <w:rPr>
+                <w:sz w:val="18"/>
+              </w:rPr>
+              <w:t>-3.5 [-10.1, +2.4]</w:t>
+            </w:r>
+          </w:p>
+        </w:tc>
+        <w:tc>
+          <w:tcPr>
+            <w:tcW w:type="dxa" w:w="1728"/>
+          </w:tcPr>
+          <w:p>
+            <w:r/>
+            <w:r>
+              <w:rPr>
+                <w:sz w:val="18"/>
+              </w:rPr>
+              <w:t>+2.1 [-4.5, +7.8]</w:t>
+            </w:r>
+          </w:p>
+        </w:tc>
+      </w:tr>
+      <w:tr>
+        <w:tc>
+          <w:tcPr>
+            <w:tcW w:type="dxa" w:w="1296"/>
+          </w:tcPr>
+          <w:p>
+            <w:r/>
+            <w:r>
+              <w:rPr>
+                <w:sz w:val="18"/>
+              </w:rPr>
+              <w:t>outcome</w:t>
+            </w:r>
+          </w:p>
+        </w:tc>
+        <w:tc>
+          <w:tcPr>
+            <w:tcW w:type="dxa" w:w="1584"/>
+          </w:tcPr>
+          <w:p>
+            <w:r/>
+            <w:r>
+              <w:rPr>
+                <w:sz w:val="18"/>
+              </w:rPr>
+              <w:t>32.4 → 33.1</w:t>
+            </w:r>
+          </w:p>
+        </w:tc>
+        <w:tc>
+          <w:tcPr>
+            <w:tcW w:type="dxa" w:w="1728"/>
+          </w:tcPr>
+          <w:p>
+            <w:r/>
+            <w:r>
+              <w:rPr>
+                <w:sz w:val="18"/>
+              </w:rPr>
+              <w:t>+5.6 [+1.2, +9.0] *</w:t>
+            </w:r>
+          </w:p>
+        </w:tc>
+        <w:tc>
+          <w:tcPr>
+            <w:tcW w:type="dxa" w:w="1728"/>
+          </w:tcPr>
+          <w:p>
+            <w:r/>
+            <w:r>
+              <w:rPr>
+                <w:sz w:val="18"/>
+              </w:rPr>
+              <w:t>+5.4 [+1.3, +8.4] *</w:t>
+            </w:r>
+          </w:p>
+        </w:tc>
+        <w:tc>
+          <w:tcPr>
+            <w:tcW w:type="dxa" w:w="1728"/>
+          </w:tcPr>
+          <w:p>
+            <w:r/>
+            <w:r>
+              <w:rPr>
+                <w:sz w:val="18"/>
+              </w:rPr>
+              <w:t>+4.2 [+0.0, +8.7]</w:t>
+            </w:r>
+          </w:p>
+        </w:tc>
+        <w:tc>
+          <w:tcPr>
+            <w:tcW w:type="dxa" w:w="1728"/>
+          </w:tcPr>
+          <w:p>
+            <w:r/>
+            <w:r>
+              <w:rPr>
+                <w:sz w:val="18"/>
+              </w:rPr>
+              <w:t>+4.9 [+0.0, +9.4]</w:t>
+            </w:r>
+          </w:p>
+        </w:tc>
+      </w:tr>
+    </w:tbl>
+    <w:p>
+      <w:pPr>
+        <w:spacing w:after="0"/>
+      </w:pPr>
+    </w:p>
+    <w:p>
+      <w:pPr>
+        <w:pStyle w:val="ListBullet"/>
+      </w:pPr>
+      <w:r>
+        <w:rPr/>
+        <w:t>Strongest generator on merged agreement unchanged: qwen2.5:7b.</w:t>
+      </w:r>
+    </w:p>
+    <w:p>
+      <w:pPr>
+        <w:pStyle w:val="ListBullet"/>
+      </w:pPr>
+      <w:r>
+        <w:rPr/>
+        <w:t>Domain is not audited, so its rows are identical before and after.</w:t>
+      </w:r>
+    </w:p>
+    <w:p>
+      <w:pPr>
+        <w:pStyle w:val="ListBullet"/>
+      </w:pPr>
+      <w:r>
+        <w:rPr/>
+        <w:t>Not yet rebuilt: round3/round4/round8/round9 main-batch tables, paper_metrics.json, mars_selection_analysis.json, figures and the manuscript. The procedure is in section 5; it has not been run.</w:t>
+      </w:r>
+    </w:p>
+    <w:p>
       <w:pPr>
         <w:pStyle w:val="Heading1"/>
       </w:pPr>
